--- a/testakten/rentenrecht-erwerbsminderung-long-covid-pots-koeln/01_antrag_erwerbsminderungsrente_2026-03-11.docx
+++ b/testakten/rentenrecht-erwerbsminderung-long-covid-pots-koeln/01_antrag_erwerbsminderungsrente_2026-03-11.docx
@@ -778,7 +778,7 @@
         <w:color w:val="5C6569"/>
         <w:sz w:val="14"/>
       </w:rPr>
-      <w:t>Telefon 0221 29917-0 · Telefax 0221 29917-29 · post@rentenberatung-frings.example</w:t>
+      <w:t>Telefon 0221 29917-0 · Telefax 0221 29917-29 · post@rentenberatung-frings.de</w:t>
     </w:r>
   </w:p>
   <w:p>
